--- a/public/temas/ejercicio-1/ESQUEMA TEMA 2.docx
+++ b/public/temas/ejercicio-1/ESQUEMA TEMA 2.docx
@@ -50,7 +50,7 @@
           <w:rFonts w:ascii="Cambria" w:hAnsi="Cambria" w:cs="Cambria" w:eastAsia="Cambria"/>
           <w:sz w:val="22"/>
         </w:rPr>
-        <w:t xml:space="preserve"> (+9,7%), </w:t>
+        <w:t xml:space="preserve"> (+9,7 %), </w:t>
       </w:r>
       <w:r>
         <w:rPr>
@@ -58,7 +58,7 @@
           <w:b/>
           <w:sz w:val="22"/>
         </w:rPr>
-        <w:t>15,5%</w:t>
+        <w:t>15,5 %</w:t>
       </w:r>
       <w:r>
         <w:rPr>
@@ -1409,7 +1409,7 @@
           <w:b/>
           <w:sz w:val="22"/>
         </w:rPr>
-        <w:t>20%</w:t>
+        <w:t>20 %</w:t>
       </w:r>
       <w:r>
         <w:rPr>
@@ -2074,7 +2074,7 @@
           <w:b/>
           <w:sz w:val="22"/>
         </w:rPr>
-        <w:t>RD 175/2004</w:t>
+        <w:t>Real Decreto 175/2004</w:t>
       </w:r>
       <w:r>
         <w:rPr>
@@ -2498,7 +2498,7 @@
           <w:b/>
           <w:sz w:val="22"/>
         </w:rPr>
-        <w:t>RD 1201/2002</w:t>
+        <w:t>Real Decreto 1201/2002</w:t>
       </w:r>
       <w:r>
         <w:rPr>
@@ -2917,7 +2917,7 @@
           <w:b/>
           <w:sz w:val="22"/>
         </w:rPr>
-        <w:t>RD 562/2025</w:t>
+        <w:t>Real Decreto 562/2025</w:t>
       </w:r>
     </w:p>
     <w:p>
@@ -2969,7 +2969,7 @@
           <w:b/>
           <w:sz w:val="22"/>
         </w:rPr>
-        <w:t>RD 1055/2022</w:t>
+        <w:t>Real Decreto 1055/2022</w:t>
       </w:r>
     </w:p>
     <w:p>
@@ -3294,7 +3294,7 @@
           <w:b/>
           <w:sz w:val="22"/>
         </w:rPr>
-        <w:t>70%</w:t>
+        <w:t>70 %</w:t>
       </w:r>
       <w:r>
         <w:rPr>
@@ -3432,14 +3432,14 @@
           <w:b/>
           <w:sz w:val="22"/>
         </w:rPr>
-        <w:t>31,0%</w:t>
-      </w:r>
-      <w:r>
-        <w:rPr>
-          <w:rFonts w:ascii="Cambria" w:hAnsi="Cambria" w:cs="Cambria" w:eastAsia="Cambria"/>
-          <w:sz w:val="22"/>
-        </w:rPr>
-        <w:t xml:space="preserve"> de las exportaciones de frutas (antes en torno al 35%)</w:t>
+        <w:t>31,0 %</w:t>
+      </w:r>
+      <w:r>
+        <w:rPr>
+          <w:rFonts w:ascii="Cambria" w:hAnsi="Cambria" w:cs="Cambria" w:eastAsia="Cambria"/>
+          <w:sz w:val="22"/>
+        </w:rPr>
+        <w:t xml:space="preserve"> de las exportaciones de frutas (antes en torno al 35 %)</w:t>
       </w:r>
     </w:p>
     <w:p>
@@ -3454,7 +3454,7 @@
           <w:b/>
           <w:sz w:val="22"/>
         </w:rPr>
-        <w:t>UE 86,4%</w:t>
+        <w:t>UE 86,4 %</w:t>
       </w:r>
       <w:r>
         <w:rPr>
@@ -3483,7 +3483,7 @@
           <w:b/>
           <w:sz w:val="22"/>
         </w:rPr>
-        <w:t>-39,1%</w:t>
+        <w:t>-39,1 %</w:t>
       </w:r>
       <w:r>
         <w:rPr>
@@ -3498,7 +3498,7 @@
           <w:b/>
           <w:sz w:val="22"/>
         </w:rPr>
-        <w:t>-76%</w:t>
+        <w:t>-76 %</w:t>
       </w:r>
       <w:r>
         <w:rPr>
@@ -3513,7 +3513,7 @@
           <w:b/>
           <w:sz w:val="22"/>
         </w:rPr>
-        <w:t>-66%</w:t>
+        <w:t>-66 %</w:t>
       </w:r>
     </w:p>
     <w:p>
@@ -3527,7 +3527,7 @@
           <w:rFonts w:ascii="Cambria" w:hAnsi="Cambria" w:cs="Cambria" w:eastAsia="Cambria"/>
           <w:sz w:val="22"/>
         </w:rPr>
-        <w:t>Estructura: naranjas 33,5% en valor y 42,4% en volumen, mandarinas 33,8% y 38,5% (clementinas ~70%), limones 25,5% y 21,1%, pomelos 2,3% en valor</w:t>
+        <w:t>Estructura: naranjas 33,5 % en valor y 42,4 % en volumen, mandarinas 33,8 % y 38,5 % (clementinas ~70 %), limones 25,5 % y 21,1 %, pomelos 2,3 % en valor</w:t>
       </w:r>
     </w:p>
     <w:p>
@@ -3541,7 +3541,7 @@
           <w:rFonts w:ascii="Cambria" w:hAnsi="Cambria" w:cs="Cambria" w:eastAsia="Cambria"/>
           <w:sz w:val="22"/>
         </w:rPr>
-        <w:t>Limón: Alemania 38,2%, Francia 19,5%, Reino Unido 7,8%</w:t>
+        <w:t>Limón: Alemania 38,2 %, Francia 19,5 %, Reino Unido 7,8 %</w:t>
       </w:r>
     </w:p>
     <w:p>
